--- a/docs/bid/package/docx/README.docx
+++ b/docs/bid/package/docx/README.docx
@@ -43,7 +43,36 @@
     </w:p>
     <w:p>
       <w:r>
-        <w:t>response or technical proposal in the RFP's own formats.</w:t>
+        <w:t xml:space="preserve">response or technical proposal in the RFP's own formats. Generated by </w:t>
+      </w:r>
+      <w:r>
+        <w:rPr>
+          <w:rFonts w:ascii="Consolas" w:hAnsi="Consolas"/>
+        </w:rPr>
+        <w:t>python docs/bid/package/build_package.py</w:t>
+      </w:r>
+      <w:r>
+        <w:t>; edit</w:t>
+      </w:r>
+    </w:p>
+    <w:p>
+      <w:r>
+        <w:rPr>
+          <w:rFonts w:ascii="Consolas" w:hAnsi="Consolas"/>
+        </w:rPr>
+        <w:t>docs/bid/package/templates/</w:t>
+      </w:r>
+      <w:r>
+        <w:t xml:space="preserve"> or </w:t>
+      </w:r>
+      <w:r>
+        <w:rPr>
+          <w:rFonts w:ascii="Consolas" w:hAnsi="Consolas"/>
+        </w:rPr>
+        <w:t>docs/bid/package/compliance_data.py</w:t>
+      </w:r>
+      <w:r>
+        <w:t>, never the generated files.</w:t>
       </w:r>
     </w:p>
     <w:p>
@@ -51,7 +80,7 @@
         <w:pStyle w:val="Heading2"/>
       </w:pPr>
       <w:r>
-        <w:t>Technical source (bid freeze)</w:t>
+        <w:t>Technical source</w:t>
       </w:r>
     </w:p>
     <w:p>
@@ -59,13 +88,10 @@
         <w:pStyle w:val="ListBullet"/>
       </w:pPr>
       <w:r>
-        <w:t xml:space="preserve">Freeze commit: </w:t>
-      </w:r>
-      <w:r>
         <w:rPr>
           <w:b/>
         </w:rPr>
-        <w:t>`bbc480cd6aacaa40c39eb459a056b942fe996b32`</w:t>
+        <w:t>Technical source (bid source): `b0937e88b4ad21cb31c5778aac4b3dca88fdd94a`</w:t>
       </w:r>
       <w:r>
         <w:t xml:space="preserve"> (</w:t>
@@ -74,7 +100,7 @@
         <w:rPr>
           <w:rFonts w:ascii="Consolas" w:hAnsi="Consolas"/>
         </w:rPr>
-        <w:t>bbc480c</w:t>
+        <w:t>b0937e8</w:t>
       </w:r>
       <w:r>
         <w:t xml:space="preserve">, branch </w:t>
@@ -86,21 +112,108 @@
         <w:t>claude/nifty-ramanujan-w68f9z</w:t>
       </w:r>
       <w:r>
-        <w:t>, tag name recorded as</w:t>
-      </w:r>
-    </w:p>
-    <w:p>
-      <w:r>
-        <w:t xml:space="preserve">  </w:t>
+        <w:t xml:space="preserve">). It is the single constant </w:t>
       </w:r>
       <w:r>
         <w:rPr>
           <w:rFonts w:ascii="Consolas" w:hAnsi="Consolas"/>
         </w:rPr>
-        <w:t>bid-technical-baseline-2026-10-05</w:t>
+        <w:t>bid_technical_source.commit</w:t>
       </w:r>
       <w:r>
-        <w:t xml:space="preserve">); freeze record </w:t>
+        <w:t xml:space="preserve"> of the freeze record </w:t>
+      </w:r>
+      <w:r>
+        <w:rPr>
+          <w:rFonts w:ascii="Consolas" w:hAnsi="Consolas"/>
+        </w:rPr>
+        <w:t>docs/bid/bid_technical_baseline_v2.json</w:t>
+      </w:r>
+      <w:r>
+        <w:t xml:space="preserve"> (owner decisions A9.24 item 9, A9.25 message 8 sections 12-14, A9.26 message 2 sections 5-8); the whole package is generated from it by </w:t>
+      </w:r>
+      <w:r>
+        <w:rPr>
+          <w:rFonts w:ascii="Consolas" w:hAnsi="Consolas"/>
+        </w:rPr>
+        <w:t>python docs/bid/package/build_package.py</w:t>
+      </w:r>
+      <w:r>
+        <w:t>.</w:t>
+      </w:r>
+    </w:p>
+    <w:p>
+      <w:pPr>
+        <w:pStyle w:val="ListBullet"/>
+      </w:pPr>
+      <w:r>
+        <w:t>Verification record of the technical source: PENDING_SWITCH: filled when the commit above is set to the verified mass-policy successor (A9.26 message 2 section 8: full pytest, exactly 5 skips, 1 strict xfail, Rule-9, golden, CI integrity, config / hash checks, affected builders --check, GitHub CI). The present commit is a TEMPORARY development source, not the final bid source.</w:t>
+      </w:r>
+    </w:p>
+    <w:p>
+      <w:pPr>
+        <w:pStyle w:val="ListBullet"/>
+      </w:pPr>
+      <w:r>
+        <w:rPr>
+          <w:b/>
+        </w:rPr>
+        <w:t>Two-SHA discipline (A9.25 message 8 section 13):</w:t>
+      </w:r>
+      <w:r>
+        <w:t xml:space="preserve"> the freeze record and this regenerated package form the PACKAGE / FREEZE-RECORD commit. They pin the technical source; they are not a technical source. Every technical number, status and claim in this package cites a file at </w:t>
+      </w:r>
+      <w:r>
+        <w:rPr>
+          <w:rFonts w:ascii="Consolas" w:hAnsi="Consolas"/>
+        </w:rPr>
+        <w:t>b0937e8</w:t>
+      </w:r>
+      <w:r>
+        <w:t xml:space="preserve"> (read with </w:t>
+      </w:r>
+      <w:r>
+        <w:rPr>
+          <w:rFonts w:ascii="Consolas" w:hAnsi="Consolas"/>
+        </w:rPr>
+        <w:t>git show b0937e8:&lt;path&gt;</w:t>
+      </w:r>
+      <w:r>
+        <w:t xml:space="preserve">); files under </w:t>
+      </w:r>
+      <w:r>
+        <w:rPr>
+          <w:rFonts w:ascii="Consolas" w:hAnsi="Consolas"/>
+        </w:rPr>
+        <w:t>docs/bid/</w:t>
+      </w:r>
+      <w:r>
+        <w:t xml:space="preserve"> are the package itself.</w:t>
+      </w:r>
+    </w:p>
+    <w:p>
+      <w:pPr>
+        <w:pStyle w:val="ListBullet"/>
+      </w:pPr>
+      <w:r>
+        <w:t xml:space="preserve">Mass record at the technical source: </w:t>
+      </w:r>
+      <w:r>
+        <w:rPr>
+          <w:rFonts w:ascii="Consolas" w:hAnsi="Consolas"/>
+        </w:rPr>
+        <w:t>docs/budgets/mass_power_a9_v4/mass_power_a9_v4.json</w:t>
+      </w:r>
+      <w:r>
+        <w:t xml:space="preserve"> (status AFI_CORRECTIONS_APPLIED_OWNER_RESOLVED_A9_25_PROVISIONAL_PLANNING_FLOOR).</w:t>
+      </w:r>
+    </w:p>
+    <w:p>
+      <w:pPr>
+        <w:pStyle w:val="ListBullet"/>
+      </w:pPr>
+      <w:r>
+        <w:t xml:space="preserve">History: the v1 freeze record </w:t>
       </w:r>
       <w:r>
         <w:rPr>
@@ -109,94 +222,125 @@
         <w:t>docs/bid/bid_technical_baseline.json</w:t>
       </w:r>
       <w:r>
-        <w:t xml:space="preserve"> (owner P0 decision</w:t>
-      </w:r>
-    </w:p>
-    <w:p>
-      <w:r>
-        <w:t xml:space="preserve">  2026-10-03). Verification recorded at the freeze: full suite 3871 passed / 5 skipped / 1 xfailed, golden OK,</w:t>
-      </w:r>
-    </w:p>
-    <w:p>
-      <w:r>
-        <w:t xml:space="preserve">  ci_checks 11/11.</w:t>
+        <w:t xml:space="preserve"> (historical bbc480c freeze, owner P0 decision 2026-10-03) is kept unchanged. The owner replaced it as the bid basis (A9.24 item 9: choose B, do not submit against bbc480c); none of its mass values or its upstream caveat is carried here.</w:t>
       </w:r>
     </w:p>
     <w:p>
       <w:pPr>
-        <w:pStyle w:val="ListBullet"/>
+        <w:pStyle w:val="IntenseQuote"/>
       </w:pPr>
       <w:r>
-        <w:t xml:space="preserve">Every technical number, status and claim in this package cites a file at </w:t>
+        <w:rPr>
+          <w:b/>
+        </w:rPr>
+        <w:t>SOURCE NOT YET FINAL FOR THE BID (generated check).</w:t>
+      </w:r>
+      <w:r>
+        <w:t xml:space="preserve"> The technical source </w:t>
       </w:r>
       <w:r>
         <w:rPr>
           <w:rFonts w:ascii="Consolas" w:hAnsi="Consolas"/>
         </w:rPr>
-        <w:t>bbc480c</w:t>
+        <w:t>b0937e8</w:t>
       </w:r>
       <w:r>
-        <w:t xml:space="preserve"> (read with</w:t>
-      </w:r>
-    </w:p>
-    <w:p>
-      <w:r>
-        <w:t xml:space="preserve">  </w:t>
+        <w:t xml:space="preserve"> differs from the owner's bid basis in the following points; switching the technical source to the verified mass-policy successor (one line in </w:t>
       </w:r>
       <w:r>
         <w:rPr>
           <w:rFonts w:ascii="Consolas" w:hAnsi="Consolas"/>
         </w:rPr>
-        <w:t>git show bbc480c:&lt;path&gt;</w:t>
+        <w:t>docs/bid/bid_technical_baseline_v2.json</w:t>
       </w:r>
       <w:r>
-        <w:t xml:space="preserve">). Commits after </w:t>
+        <w:t xml:space="preserve">, then </w:t>
       </w:r>
       <w:r>
         <w:rPr>
           <w:rFonts w:ascii="Consolas" w:hAnsi="Consolas"/>
         </w:rPr>
-        <w:t>bbc480c</w:t>
+        <w:t>python docs/bid/package/build_package.py</w:t>
       </w:r>
       <w:r>
-        <w:t xml:space="preserve"> are post-freeze engineering work and are not bid sources, except the</w:t>
+        <w:t>) removes this notice:</w:t>
+      </w:r>
+    </w:p>
+    <w:p>
+      <w:pPr>
+        <w:pStyle w:val="IntenseQuote"/>
+      </w:pPr>
+      <w:r>
+        <w:t>owner decision A9.26 (2026-10-05, bid mass policy) is not contained in the technical source; it is pinned as a post-source governing decision in docs/bid/bid_technical_baseline_v2.json</w:t>
+      </w:r>
+    </w:p>
+    <w:p>
+      <w:pPr>
+        <w:pStyle w:val="IntenseQuote"/>
+      </w:pPr>
+      <w:r>
+        <w:t>the mass record mass_power_a9_v4 applies a 20 % system margin, not the A9.26 bid-basis 10 % (its roll-up is shown as recorded)</w:t>
+      </w:r>
+    </w:p>
+    <w:p>
+      <w:pPr>
+        <w:pStyle w:val="IntenseQuote"/>
+      </w:pPr>
+      <w:r>
+        <w:t>the mass record mass_power_a9_v4 has no value for AL-09 (A9.26 sets AL-09 = 1.0 kg in the mass-policy successor)</w:t>
       </w:r>
     </w:p>
     <w:p>
       <w:r>
-        <w:t xml:space="preserve">  freeze record itself and its post-freeze caveat (quoted verbatim in </w:t>
+        <w:t>Architecture at the technical source: one Hall accelerator (H-1) + one downstream 13.56 MHz RF-ICP electron source /</w:t>
+      </w:r>
+    </w:p>
+    <w:p>
+      <w:r>
+        <w:t>neutralizer (</w:t>
       </w:r>
       <w:r>
         <w:rPr>
           <w:rFonts w:ascii="Consolas" w:hAnsi="Consolas"/>
         </w:rPr>
-        <w:t>04_RISK_REGISTER.md</w:t>
+        <w:t>hall_icp_neutralizer</w:t>
       </w:r>
       <w:r>
-        <w:t>, R-03).</w:t>
-      </w:r>
-    </w:p>
-    <w:p>
-      <w:pPr>
-        <w:pStyle w:val="ListBullet"/>
-      </w:pPr>
-      <w:r>
-        <w:t>Architecture at the freeze: one Hall accelerator (H-1) + one downstream 13.56 MHz RF-ICP electron source /</w:t>
+        <w:t>, cathodeless: flight cathode NONE); supply modes AIR_PRIMARY + XE_CONTINGENCY</w:t>
       </w:r>
     </w:p>
     <w:p>
       <w:r>
-        <w:t xml:space="preserve">  neutralizer; ambient air (primary) + Xe (contingency / emergency, A9.19); the C1 hollow cathode is a ground-only</w:t>
+        <w:t>(A9.19); C1 GROUND_REFERENCE_ONLY (A9.20; A9.25 message 8 section 3: never flight hardware, flight fallback, flight</w:t>
       </w:r>
     </w:p>
     <w:p>
       <w:r>
-        <w:t xml:space="preserve">  laboratory reference (A9.20); status INVESTIGATION_HYPOTHESIS. Hall validation (gate 3) is FAIL, the credible transport</w:t>
+        <w:t>electron source, flight Xe hardware, flight mass, power, thermal load or architecture closure); architecture status</w:t>
       </w:r>
     </w:p>
     <w:p>
       <w:r>
-        <w:t xml:space="preserve">  set is empty, and every absolute Hall number of the superseded 0-D closure is withdrawn and not quoted.</w:t>
+        <w:t>INVESTIGATION_HYPOTHESIS (topology decided and frozen for development; physical design not frozen). Hall validation (gate 3) is</w:t>
+      </w:r>
+    </w:p>
+    <w:p>
+      <w:r>
+        <w:t>FAIL, the credible transport set is empty, and every absolute Hall number of the superseded 0-D closure is withdrawn and</w:t>
+      </w:r>
+    </w:p>
+    <w:p>
+      <w:r>
+        <w:t xml:space="preserve">not quoted. Mass: MASS INCOMPLETE_EVIDENCE / NOT_YET_CLOSED (section 9 of </w:t>
+      </w:r>
+      <w:r>
+        <w:rPr>
+          <w:rFonts w:ascii="Consolas" w:hAnsi="Consolas"/>
+        </w:rPr>
+        <w:t>02_TECHNICAL_APPROACH.md</w:t>
+      </w:r>
+      <w:r>
+        <w:t>).</w:t>
       </w:r>
     </w:p>
     <w:p>
@@ -293,7 +437,7 @@
           </w:tcPr>
           <w:p>
             <w:r>
-              <w:t>this cover: document list, freeze SHA, owner-input checklist, unscreened-pages note</w:t>
+              <w:t>this cover: document list, technical source, owner-input checklist, unscreened-pages note</w:t>
             </w:r>
           </w:p>
         </w:tc>
@@ -313,7 +457,7 @@
           </w:tcPr>
           <w:p>
             <w:r>
-              <w:t>DRAFT_FOR_OWNER_REVIEW</w:t>
+              <w:t>DRAFT_FOR_OWNER_REVIEW (generated)</w:t>
             </w:r>
           </w:p>
         </w:tc>
@@ -350,7 +494,7 @@
           </w:tcPr>
           <w:p>
             <w:r>
-              <w:t>clause-by-clause response to all 37 registered clauses with status and evidence path at bbc480c; gate statuses at the freeze</w:t>
+              <w:t>clause-by-clause response to all 37 registered clauses with status and evidence path at the technical source; gate statuses carried verbatim</w:t>
             </w:r>
           </w:p>
         </w:tc>
@@ -415,7 +559,7 @@
           </w:tcPr>
           <w:p>
             <w:r>
-              <w:t>DRAFT_FOR_OWNER_REVIEW</w:t>
+              <w:t>DRAFT_FOR_OWNER_REVIEW (generated)</w:t>
             </w:r>
           </w:p>
         </w:tc>
@@ -460,7 +604,7 @@
           </w:tcPr>
           <w:p>
             <w:r>
-              <w:t>DRAFT_FOR_OWNER_REVIEW</w:t>
+              <w:t>DRAFT_FOR_OWNER_REVIEW (generated)</w:t>
             </w:r>
           </w:p>
         </w:tc>
@@ -485,7 +629,7 @@
           </w:tcPr>
           <w:p>
             <w:r>
-              <w:t>top technical risks R-01..R-13 with repository mitigations; post-freeze caveat verbatim (owner decision point)</w:t>
+              <w:t>top technical risks R-01..R-13 with repository mitigations</w:t>
             </w:r>
           </w:p>
         </w:tc>
@@ -505,7 +649,7 @@
           </w:tcPr>
           <w:p>
             <w:r>
-              <w:t>DRAFT_FOR_OWNER_REVIEW</w:t>
+              <w:t>DRAFT_FOR_OWNER_REVIEW (generated)</w:t>
             </w:r>
           </w:p>
         </w:tc>
@@ -550,7 +694,7 @@
           </w:tcPr>
           <w:p>
             <w:r>
-              <w:t>DRAFT_FOR_OWNER_REVIEW - SKELETON</w:t>
+              <w:t>DRAFT_FOR_OWNER_REVIEW - SKELETON (generated)</w:t>
             </w:r>
           </w:p>
         </w:tc>
@@ -619,7 +763,25 @@
               <w:rPr>
                 <w:rFonts w:ascii="Consolas" w:hAnsi="Consolas"/>
               </w:rPr>
+              <w:t>source_facts.py</w:t>
+            </w:r>
+            <w:r>
+              <w:t xml:space="preserve">, </w:t>
+            </w:r>
+            <w:r>
+              <w:rPr>
+                <w:rFonts w:ascii="Consolas" w:hAnsi="Consolas"/>
+              </w:rPr>
               <w:t>build_package.py</w:t>
+            </w:r>
+            <w:r>
+              <w:t xml:space="preserve">, </w:t>
+            </w:r>
+            <w:r>
+              <w:rPr>
+                <w:rFonts w:ascii="Consolas" w:hAnsi="Consolas"/>
+              </w:rPr>
+              <w:t>templates/</w:t>
             </w:r>
           </w:p>
         </w:tc>
@@ -629,16 +791,7 @@
           </w:tcPr>
           <w:p>
             <w:r>
-              <w:t>data source and generator (</w:t>
-            </w:r>
-            <w:r>
-              <w:rPr>
-                <w:rFonts w:ascii="Consolas" w:hAnsi="Consolas"/>
-              </w:rPr>
-              <w:t>python docs/bid/package/build_package.py</w:t>
-            </w:r>
-            <w:r>
-              <w:t xml:space="preserve">; </w:t>
+              <w:t>data, technical-source reader, generator and document templates (</w:t>
             </w:r>
             <w:r>
               <w:rPr>
@@ -647,7 +800,7 @@
               <w:t>--check</w:t>
             </w:r>
             <w:r>
-              <w:t xml:space="preserve"> verifies the generated matrix)</w:t>
+              <w:t xml:space="preserve"> verifies every generated file)</w:t>
             </w:r>
           </w:p>
         </w:tc>
@@ -684,23 +837,22 @@
         <w:t>tests/test_bid_package.py</w:t>
       </w:r>
       <w:r>
-        <w:t xml:space="preserve"> (every registered clause in the matrix; every cited evidence path exists at </w:t>
-      </w:r>
-      <w:r>
-        <w:rPr>
-          <w:rFonts w:ascii="Consolas" w:hAnsi="Consolas"/>
-        </w:rPr>
-        <w:t>bbc480c</w:t>
+        <w:t xml:space="preserve"> (the technical source is the one constant of the freeze record; every registered</w:t>
       </w:r>
     </w:p>
     <w:p>
       <w:r>
-        <w:t>and every JSON locator resolves there; no withdrawn Hall result phrase; no PASS / GO for any gate that is not PASS / GO</w:t>
+        <w:t>clause in the matrix; every cited evidence path exists at the technical source and every JSON locator resolves there; the</w:t>
       </w:r>
     </w:p>
     <w:p>
       <w:r>
-        <w:t>at the freeze; every owner-input id is in this checklist).</w:t>
+        <w:t>mass section equals the mass record at the technical source; no withdrawn Hall result phrase; no superseded v1 mass value; no</w:t>
+      </w:r>
+    </w:p>
+    <w:p>
+      <w:r>
+        <w:t>PASS / GO for any gate that is not PASS / GO at the technical source; every owner-input id is in this checklist).</w:t>
       </w:r>
     </w:p>
     <w:p>
@@ -766,7 +918,7 @@
         <w:pStyle w:val="Heading2"/>
       </w:pPr>
       <w:r>
-        <w:t>RFP pages NOT screened - owner must check</w:t>
+        <w:t>RFP pages NOT screened by the repository - owner must check the formats</w:t>
       </w:r>
     </w:p>
     <w:p>
@@ -790,22 +942,22 @@
     </w:p>
     <w:p>
       <w:r>
-        <w:t>screened** (status UNSCREENED_PENDING_OWNER_PAGE_REVIEW); nothing is assumed about them. The owner must check those pages</w:t>
+        <w:t>screened or transcribed by the repository**; at the technical source the registration records an owner page review OWNER_REVIEWED_NO_ADDITIONAL_TECHNICAL_PERFORMANCE_REQUIREMENT (A9.22 G3: technical-performance requirements only). That</w:t>
       </w:r>
     </w:p>
     <w:p>
       <w:r>
-        <w:t>for mandatory formats, annexures, declarations, undertakings, compliance-statement formats and submission instructions,</w:t>
+        <w:t>review says nothing about formats: the owner must still check those pages for mandatory formats, annexures, declarations,</w:t>
       </w:r>
     </w:p>
     <w:p>
       <w:r>
-        <w:t>and must fill the DPR template (pp. 22-25) and the industry profile (pp. 32-33), which were screened from the PDF text</w:t>
+        <w:t>undertakings, compliance-statement formats and submission instructions, and must fill the DPR template (pp. 22-25) and</w:t>
       </w:r>
     </w:p>
     <w:p>
       <w:r>
-        <w:t>layer only (OIR-DOC-01).</w:t>
+        <w:t>the industry profile (pp. 32-33), which were screened from the PDF text layer only (OIR-DOC-01).</w:t>
       </w:r>
     </w:p>
     <w:p>
@@ -821,9 +973,6 @@
         <w:pStyle w:val="ListBullet"/>
       </w:pPr>
       <w:r>
-        <w:t xml:space="preserve">[ ] </w:t>
-      </w:r>
-      <w:r>
         <w:rPr>
           <w:b/>
         </w:rPr>
@@ -838,25 +987,19 @@
         <w:pStyle w:val="ListBullet"/>
       </w:pPr>
       <w:r>
-        <w:t xml:space="preserve">[ ] </w:t>
-      </w:r>
-      <w:r>
         <w:rPr>
           <w:b/>
         </w:rPr>
         <w:t>OIR-IC-02</w:t>
       </w:r>
       <w:r>
-        <w:t xml:space="preserve"> - Supplier / make-or-buy list with country of origin for every BoM line (RFQ v3 packages are quotation-only; nothing selected). Clauses: RFP-P18-03, RFP-P19-05.</w:t>
+        <w:t xml:space="preserve"> - Supplier / make-or-buy list with country of origin for every BoM line (RFQ v3 packages and the RFQ3-GAS rev1 successor are quotation-only; nothing selected). Clauses: RFP-P18-03, RFP-P19-05.</w:t>
       </w:r>
     </w:p>
     <w:p>
       <w:pPr>
         <w:pStyle w:val="ListBullet"/>
       </w:pPr>
-      <w:r>
-        <w:t xml:space="preserve">[ ] </w:t>
-      </w:r>
       <w:r>
         <w:rPr>
           <w:b/>
@@ -872,9 +1015,6 @@
         <w:pStyle w:val="ListBullet"/>
       </w:pPr>
       <w:r>
-        <w:t xml:space="preserve">[ ] </w:t>
-      </w:r>
-      <w:r>
         <w:rPr>
           <w:b/>
         </w:rPr>
@@ -888,9 +1028,6 @@
       <w:pPr>
         <w:pStyle w:val="ListBullet"/>
       </w:pPr>
-      <w:r>
-        <w:t xml:space="preserve">[ ] </w:t>
-      </w:r>
       <w:r>
         <w:rPr>
           <w:b/>
@@ -906,9 +1043,6 @@
         <w:pStyle w:val="ListBullet"/>
       </w:pPr>
       <w:r>
-        <w:t xml:space="preserve">[ ] </w:t>
-      </w:r>
-      <w:r>
         <w:rPr>
           <w:b/>
         </w:rPr>
@@ -922,9 +1056,6 @@
       <w:pPr>
         <w:pStyle w:val="ListBullet"/>
       </w:pPr>
-      <w:r>
-        <w:t xml:space="preserve">[ ] </w:t>
-      </w:r>
       <w:r>
         <w:rPr>
           <w:b/>
@@ -940,9 +1071,6 @@
         <w:pStyle w:val="ListBullet"/>
       </w:pPr>
       <w:r>
-        <w:t xml:space="preserve">[ ] </w:t>
-      </w:r>
-      <w:r>
         <w:rPr>
           <w:b/>
         </w:rPr>
@@ -956,9 +1084,6 @@
       <w:pPr>
         <w:pStyle w:val="ListBullet"/>
       </w:pPr>
-      <w:r>
-        <w:t xml:space="preserve">[ ] </w:t>
-      </w:r>
       <w:r>
         <w:rPr>
           <w:b/>
@@ -974,9 +1099,6 @@
         <w:pStyle w:val="ListBullet"/>
       </w:pPr>
       <w:r>
-        <w:t xml:space="preserve">[ ] </w:t>
-      </w:r>
-      <w:r>
         <w:rPr>
           <w:b/>
         </w:rPr>
@@ -990,9 +1112,6 @@
       <w:pPr>
         <w:pStyle w:val="ListBullet"/>
       </w:pPr>
-      <w:r>
-        <w:t xml:space="preserve">[ ] </w:t>
-      </w:r>
       <w:r>
         <w:rPr>
           <w:b/>
@@ -1008,9 +1127,6 @@
         <w:pStyle w:val="ListBullet"/>
       </w:pPr>
       <w:r>
-        <w:t xml:space="preserve">[ ] </w:t>
-      </w:r>
-      <w:r>
         <w:rPr>
           <w:b/>
         </w:rPr>
@@ -1024,9 +1140,6 @@
       <w:pPr>
         <w:pStyle w:val="ListBullet"/>
       </w:pPr>
-      <w:r>
-        <w:t xml:space="preserve">[ ] </w:t>
-      </w:r>
       <w:r>
         <w:rPr>
           <w:b/>
@@ -1042,9 +1155,6 @@
         <w:pStyle w:val="ListBullet"/>
       </w:pPr>
       <w:r>
-        <w:t xml:space="preserve">[ ] </w:t>
-      </w:r>
-      <w:r>
         <w:rPr>
           <w:b/>
         </w:rPr>
@@ -1058,26 +1168,6 @@
       <w:pPr>
         <w:pStyle w:val="ListBullet"/>
       </w:pPr>
-      <w:r>
-        <w:t xml:space="preserve">[ ] </w:t>
-      </w:r>
-      <w:r>
-        <w:rPr>
-          <w:b/>
-        </w:rPr>
-        <w:t>OIR-TEC-01</w:t>
-      </w:r>
-      <w:r>
-        <w:t xml:space="preserve"> - Upstream-closure citation decision (post-freeze caveat): cite the bbc480c F7/F8 numbers as five-state screening results only, or re-freeze at 32c9e63 (bid_technical_baseline.json post_freeze_commits_known_at_freeze.owner_attention). Clauses: RFP-P17-03, RFP-P18-05.</w:t>
-      </w:r>
-    </w:p>
-    <w:p>
-      <w:pPr>
-        <w:pStyle w:val="ListBullet"/>
-      </w:pPr>
-      <w:r>
-        <w:t xml:space="preserve">[ ] </w:t>
-      </w:r>
       <w:r>
         <w:rPr>
           <w:b/>
@@ -1093,9 +1183,6 @@
         <w:pStyle w:val="ListBullet"/>
       </w:pPr>
       <w:r>
-        <w:t xml:space="preserve">[ ] </w:t>
-      </w:r>
-      <w:r>
         <w:rPr>
           <w:b/>
         </w:rPr>
@@ -1109,9 +1196,6 @@
       <w:pPr>
         <w:pStyle w:val="ListBullet"/>
       </w:pPr>
-      <w:r>
-        <w:t xml:space="preserve">[ ] </w:t>
-      </w:r>
       <w:r>
         <w:rPr>
           <w:b/>
@@ -1127,26 +1211,6 @@
         <w:pStyle w:val="ListBullet"/>
       </w:pPr>
       <w:r>
-        <w:t xml:space="preserve">[ ] </w:t>
-      </w:r>
-      <w:r>
-        <w:rPr>
-          <w:b/>
-        </w:rPr>
-        <w:t>OIR-TEC-05</w:t>
-      </w:r>
-      <w:r>
-        <w:t xml:space="preserve"> - Mass-closure position for the bid: how the &lt; 40 kg (wet) exceedance of the MEV planning roll-up is presented and which redesign levers are offered (MQ-10); confirm the wet reading (DISC-02). Clauses: RFP-P18-11.</w:t>
-      </w:r>
-    </w:p>
-    <w:p>
-      <w:pPr>
-        <w:pStyle w:val="ListBullet"/>
-      </w:pPr>
-      <w:r>
-        <w:t xml:space="preserve">[ ] </w:t>
-      </w:r>
-      <w:r>
         <w:rPr>
           <w:b/>
         </w:rPr>
@@ -1160,9 +1224,6 @@
       <w:pPr>
         <w:pStyle w:val="ListBullet"/>
       </w:pPr>
-      <w:r>
-        <w:t xml:space="preserve">[ ] </w:t>
-      </w:r>
       <w:r>
         <w:rPr>
           <w:b/>
@@ -1178,9 +1239,6 @@
         <w:pStyle w:val="ListBullet"/>
       </w:pPr>
       <w:r>
-        <w:t xml:space="preserve">[ ] </w:t>
-      </w:r>
-      <w:r>
         <w:rPr>
           <w:b/>
         </w:rPr>
@@ -1194,9 +1252,6 @@
       <w:pPr>
         <w:pStyle w:val="ListBullet"/>
       </w:pPr>
-      <w:r>
-        <w:t xml:space="preserve">[ ] </w:t>
-      </w:r>
       <w:r>
         <w:rPr>
           <w:b/>
@@ -1212,9 +1267,6 @@
         <w:pStyle w:val="ListBullet"/>
       </w:pPr>
       <w:r>
-        <w:t xml:space="preserve">[ ] </w:t>
-      </w:r>
-      <w:r>
         <w:rPr>
           <w:b/>
         </w:rPr>
@@ -1228,9 +1280,6 @@
       <w:pPr>
         <w:pStyle w:val="ListBullet"/>
       </w:pPr>
-      <w:r>
-        <w:t xml:space="preserve">[ ] </w:t>
-      </w:r>
       <w:r>
         <w:rPr>
           <w:b/>
@@ -1246,9 +1295,6 @@
         <w:pStyle w:val="ListBullet"/>
       </w:pPr>
       <w:r>
-        <w:t xml:space="preserve">[ ] </w:t>
-      </w:r>
-      <w:r>
         <w:rPr>
           <w:b/>
         </w:rPr>
@@ -1260,17 +1306,38 @@
     </w:p>
     <w:p>
       <w:r>
-        <w:t>Open readings recorded in the evidence base that affect the bid text: AG-15 closure (owner acceptance of the RVM</w:t>
+        <w:t>Owner inputs of the earlier draft that the owner has decided since:</w:t>
+      </w:r>
+    </w:p>
+    <w:p>
+      <w:pPr>
+        <w:pStyle w:val="ListBullet"/>
+      </w:pPr>
+      <w:r>
+        <w:t>OIR-TEC-01 - Upstream-closure citation basis: RESOLVED by owner decision A9.24 item 9 ('Choose B': do not submit against bbc480c; re-freeze with the frozen 196-state design-state set and the empty robust upstream-set finding). The earlier F7/F8 design-state caveat no longer applies; the package cites the upstream results at the technical source only.</w:t>
+      </w:r>
+    </w:p>
+    <w:p>
+      <w:pPr>
+        <w:pStyle w:val="ListBullet"/>
+      </w:pPr>
+      <w:r>
+        <w:t>OIR-TEC-05 - Mass-closure position for the bid: RESOLVED by owner decisions A9.25 message 8 sections 6-8 and A9.26 message 2 sections 4-7 (requirement complete flight wet mass &lt; 40 kg, not relaxed; proposal design target; current provisional planning / evidence roll-up; MASS INCOMPLETE_EVIDENCE / NOT_YET_CLOSED; listed mass-closure actions). DISC-02 (wet / dry) stays recorded for DRDO clarification.</w:t>
       </w:r>
     </w:p>
     <w:p>
       <w:r>
-        <w:t>re-base) and the DRDO clarifications DISC-02 (mass wet / dry), DISC-03 (indigenous content), DISC-05 ("Ignition Time"),</w:t>
+        <w:t>Open readings recorded in the evidence base that affect the bid text: the DRDO clarifications DISC-02 (mass wet / dry),</w:t>
       </w:r>
     </w:p>
     <w:p>
       <w:r>
-        <w:t>DISC-07 (thrust split), DISC-09 (ENTEST levels) (</w:t>
+        <w:t>DISC-03 (indigenous content), DISC-05 ("Ignition Time"), DISC-07 (thrust split), DISC-09 (ENTEST levels)</w:t>
+      </w:r>
+    </w:p>
+    <w:p>
+      <w:r>
+        <w:t>(</w:t>
       </w:r>
       <w:r>
         <w:rPr>
@@ -1278,8 +1345,9 @@
         </w:rPr>
         <w:t>docs/requirements/rfp_official/rfp_registration_v1.json</w:t>
       </w:r>
-    </w:p>
-    <w:p>
+      <w:r>
+        <w:t xml:space="preserve"> </w:t>
+      </w:r>
       <w:r>
         <w:rPr>
           <w:rFonts w:ascii="Consolas" w:hAnsi="Consolas"/>
@@ -1287,7 +1355,12 @@
         <w:t>#/rvm_mapping</w:t>
       </w:r>
       <w:r>
-        <w:t>).</w:t>
+        <w:t>). AG-15 (owner closure of the RVM re-base) is</w:t>
+      </w:r>
+    </w:p>
+    <w:p>
+      <w:r>
+        <w:t>closed at the technical source (DETERMINING_EVIDENCE_PRESENT_NO_REMAINING_CONDITION); this freezes the requirement basis only, never compliance.</w:t>
       </w:r>
     </w:p>
     <w:sectPr>

--- a/docs/bid/package/docx/README.docx
+++ b/docs/bid/package/docx/README.docx
@@ -91,7 +91,7 @@
         <w:rPr>
           <w:b/>
         </w:rPr>
-        <w:t>Technical source (bid source): `b0937e88b4ad21cb31c5778aac4b3dca88fdd94a`</w:t>
+        <w:t>Technical source (bid source): `5eee4b8c82a9403b6bb82d5f8d324526f5d6399b`</w:t>
       </w:r>
       <w:r>
         <w:t xml:space="preserve"> (</w:t>
@@ -100,7 +100,7 @@
         <w:rPr>
           <w:rFonts w:ascii="Consolas" w:hAnsi="Consolas"/>
         </w:rPr>
-        <w:t>b0937e8</w:t>
+        <w:t>5eee4b8</w:t>
       </w:r>
       <w:r>
         <w:t xml:space="preserve">, branch </w:t>
@@ -147,7 +147,7 @@
         <w:pStyle w:val="ListBullet"/>
       </w:pPr>
       <w:r>
-        <w:t>Verification record of the technical source: PENDING_SWITCH: filled when the commit above is set to the verified mass-policy successor (A9.26 message 2 section 8: full pytest, exactly 5 skips, 1 strict xfail, Rule-9, golden, CI integrity, config / hash checks, affected builders --check, GitHub CI). The present commit is a TEMPORARY development source, not the final bid source.</w:t>
+        <w:t>Verification record of the technical source: VERIFIED: technical source 5eee4b8c82a9403b6bb82d5f8d324526f5d6399b (A9.26 mass-policy successor). Local: pytest 4216 passed / 5 skipped / 1 xfailed, Rule-9 (ci_checks --pytest-junit) satisfied, ci_checks 11/11 green, golden OK, config --check OK, affected builders --check OK (mass v2-v5, RVM, F7/F8 full, F9, M16 v5, owner-question state v5, A9.16 matrix, H-1, RFQ3-GAS rev1). GitHub CI run 37263814635 on 5eee4b8: success on all jobs (repository integrity; tests + golden, pymsis present and absent, Rule-9). build_tables_nist107_o.py NOT_RERUN_NETWORK_UNAVAILABLE / UNAFFECTED_BY_FREEZE_CHANGES. No raw-physics change since the verified pre-freeze candidate 4c2b3b3 (owner-accepted); only governed owner-status / mass-accounting changes.</w:t>
       </w:r>
     </w:p>
     <w:p>
@@ -167,7 +167,7 @@
         <w:rPr>
           <w:rFonts w:ascii="Consolas" w:hAnsi="Consolas"/>
         </w:rPr>
-        <w:t>b0937e8</w:t>
+        <w:t>5eee4b8</w:t>
       </w:r>
       <w:r>
         <w:t xml:space="preserve"> (read with </w:t>
@@ -176,7 +176,7 @@
         <w:rPr>
           <w:rFonts w:ascii="Consolas" w:hAnsi="Consolas"/>
         </w:rPr>
-        <w:t>git show b0937e8:&lt;path&gt;</w:t>
+        <w:t>git show 5eee4b8:&lt;path&gt;</w:t>
       </w:r>
       <w:r>
         <w:t xml:space="preserve">); files under </w:t>
@@ -202,10 +202,10 @@
         <w:rPr>
           <w:rFonts w:ascii="Consolas" w:hAnsi="Consolas"/>
         </w:rPr>
-        <w:t>docs/budgets/mass_power_a9_v4/mass_power_a9_v4.json</w:t>
+        <w:t>docs/budgets/mass_power_a9_v5/mass_power_a9_v5.json</w:t>
       </w:r>
       <w:r>
-        <w:t xml:space="preserve"> (status AFI_CORRECTIONS_APPLIED_OWNER_RESOLVED_A9_25_PROVISIONAL_PLANNING_FLOOR).</w:t>
+        <w:t xml:space="preserve"> (status A9_26_MASS_POLICY_APPLIED_PROVISIONAL_PLANNING_FLOOR_MASS_NOT_YET_CLOSED).</w:t>
       </w:r>
     </w:p>
     <w:p>
@@ -223,71 +223,6 @@
       </w:r>
       <w:r>
         <w:t xml:space="preserve"> (historical bbc480c freeze, owner P0 decision 2026-10-03) is kept unchanged. The owner replaced it as the bid basis (A9.24 item 9: choose B, do not submit against bbc480c); none of its mass values or its upstream caveat is carried here.</w:t>
-      </w:r>
-    </w:p>
-    <w:p>
-      <w:pPr>
-        <w:pStyle w:val="IntenseQuote"/>
-      </w:pPr>
-      <w:r>
-        <w:rPr>
-          <w:b/>
-        </w:rPr>
-        <w:t>SOURCE NOT YET FINAL FOR THE BID (generated check).</w:t>
-      </w:r>
-      <w:r>
-        <w:t xml:space="preserve"> The technical source </w:t>
-      </w:r>
-      <w:r>
-        <w:rPr>
-          <w:rFonts w:ascii="Consolas" w:hAnsi="Consolas"/>
-        </w:rPr>
-        <w:t>b0937e8</w:t>
-      </w:r>
-      <w:r>
-        <w:t xml:space="preserve"> differs from the owner's bid basis in the following points; switching the technical source to the verified mass-policy successor (one line in </w:t>
-      </w:r>
-      <w:r>
-        <w:rPr>
-          <w:rFonts w:ascii="Consolas" w:hAnsi="Consolas"/>
-        </w:rPr>
-        <w:t>docs/bid/bid_technical_baseline_v2.json</w:t>
-      </w:r>
-      <w:r>
-        <w:t xml:space="preserve">, then </w:t>
-      </w:r>
-      <w:r>
-        <w:rPr>
-          <w:rFonts w:ascii="Consolas" w:hAnsi="Consolas"/>
-        </w:rPr>
-        <w:t>python docs/bid/package/build_package.py</w:t>
-      </w:r>
-      <w:r>
-        <w:t>) removes this notice:</w:t>
-      </w:r>
-    </w:p>
-    <w:p>
-      <w:pPr>
-        <w:pStyle w:val="IntenseQuote"/>
-      </w:pPr>
-      <w:r>
-        <w:t>owner decision A9.26 (2026-10-05, bid mass policy) is not contained in the technical source; it is pinned as a post-source governing decision in docs/bid/bid_technical_baseline_v2.json</w:t>
-      </w:r>
-    </w:p>
-    <w:p>
-      <w:pPr>
-        <w:pStyle w:val="IntenseQuote"/>
-      </w:pPr>
-      <w:r>
-        <w:t>the mass record mass_power_a9_v4 applies a 20 % system margin, not the A9.26 bid-basis 10 % (its roll-up is shown as recorded)</w:t>
-      </w:r>
-    </w:p>
-    <w:p>
-      <w:pPr>
-        <w:pStyle w:val="IntenseQuote"/>
-      </w:pPr>
-      <w:r>
-        <w:t>the mass record mass_power_a9_v4 has no value for AL-09 (A9.26 sets AL-09 = 1.0 kg in the mass-policy successor)</w:t>
       </w:r>
     </w:p>
     <w:p>

--- a/docs/bid/package/docx/README.docx
+++ b/docs/bid/package/docx/README.docx
@@ -644,6 +644,51 @@
               <w:rPr>
                 <w:rFonts w:ascii="Consolas" w:hAnsi="Consolas"/>
               </w:rPr>
+              <w:t>06_SUBMISSION_CHECKLIST.md</w:t>
+            </w:r>
+          </w:p>
+        </w:tc>
+        <w:tc>
+          <w:tcPr>
+            <w:tcW w:type="dxa" w:w="2160"/>
+          </w:tcPr>
+          <w:p>
+            <w:r>
+              <w:t>Part IV(A)-(H) form mapping, proposed annexure numbering, submission controls, final file-by-file check</w:t>
+            </w:r>
+          </w:p>
+        </w:tc>
+        <w:tc>
+          <w:tcPr>
+            <w:tcW w:type="dxa" w:w="2160"/>
+          </w:tcPr>
+          <w:p>
+            <w:r>
+              <w:t>OIR-DOC-01 (A9.27)</w:t>
+            </w:r>
+          </w:p>
+        </w:tc>
+        <w:tc>
+          <w:tcPr>
+            <w:tcW w:type="dxa" w:w="2160"/>
+          </w:tcPr>
+          <w:p>
+            <w:r>
+              <w:t>REVIEW_COMPLETE_SUBMISSION_FORM_COMPLETION_PENDING (generated)</w:t>
+            </w:r>
+          </w:p>
+        </w:tc>
+      </w:tr>
+      <w:tr>
+        <w:tc>
+          <w:tcPr>
+            <w:tcW w:type="dxa" w:w="2160"/>
+          </w:tcPr>
+          <w:p>
+            <w:r>
+              <w:rPr>
+                <w:rFonts w:ascii="Consolas" w:hAnsi="Consolas"/>
+              </w:rPr>
               <w:t>docx/*.docx</w:t>
             </w:r>
           </w:p>
@@ -803,7 +848,7 @@
         <w:pStyle w:val="ListBullet"/>
       </w:pPr>
       <w:r>
-        <w:t>COMPLY: 1</w:t>
+        <w:t>COMPLY: 2</w:t>
       </w:r>
     </w:p>
     <w:p>
@@ -811,7 +856,7 @@
         <w:pStyle w:val="ListBullet"/>
       </w:pPr>
       <w:r>
-        <w:t>COMPLY_PLANNED_WITH_EVIDENCE_PATH: 16</w:t>
+        <w:t>COMPLY_PLANNED_WITH_EVIDENCE_PATH: 15</w:t>
       </w:r>
     </w:p>
     <w:p>
@@ -853,7 +898,7 @@
         <w:pStyle w:val="Heading2"/>
       </w:pPr>
       <w:r>
-        <w:t>RFP pages NOT screened by the repository - owner must check the formats</w:t>
+        <w:t>RFP pages 1-15 and 34-40 - owner review complete, form completion pending (A9.27)</w:t>
       </w:r>
     </w:p>
     <w:p>
@@ -872,27 +917,36 @@
     </w:p>
     <w:p>
       <w:r>
-        <w:t>sha256) screened pages 16-33 only. **Pages 1-15 and 34-40 (bid / legal / format front and back matter) were NOT</w:t>
+        <w:t>sha256) transcribes pages 16-33 only; at the technical source it records an owner page review OWNER_REVIEWED_NO_ADDITIONAL_TECHNICAL_PERFORMANCE_REQUIREMENT (A9.22 G3: technical-performance requirements only). The owner has since reviewed</w:t>
       </w:r>
     </w:p>
     <w:p>
       <w:r>
-        <w:t>screened or transcribed by the repository**; at the technical source the registration records an owner page review OWNER_REVIEWED_NO_ADDITIONAL_TECHNICAL_PERFORMANCE_REQUIREMENT (A9.22 G3: technical-performance requirements only). That</w:t>
+        <w:t>the remaining pages including the formats (owner ruling A9.27): OIR-DOC-01 = REVIEW_COMPLETE_SUBMISSION_FORM_COMPLETION_PENDING.</w:t>
       </w:r>
     </w:p>
     <w:p>
       <w:r>
-        <w:t>review says nothing about formats: the owner must still check those pages for mandatory formats, annexures, declarations,</w:t>
+        <w:t xml:space="preserve">The final submission must account for Part IV(A)-(H) and the submission controls; see </w:t>
+      </w:r>
+      <w:r>
+        <w:rPr>
+          <w:rFonts w:ascii="Consolas" w:hAnsi="Consolas"/>
+        </w:rPr>
+        <w:t>06_SUBMISSION_CHECKLIST.md</w:t>
+      </w:r>
+      <w:r>
+        <w:t>.</w:t>
       </w:r>
     </w:p>
     <w:p>
       <w:r>
-        <w:t>undertakings, compliance-statement formats and submission instructions, and must fill the DPR template (pp. 22-25) and</w:t>
+        <w:t>OIR-DOC-01 closes only when the final submission set has been checked against those forms and the annexure numbers are</w:t>
       </w:r>
     </w:p>
     <w:p>
       <w:r>
-        <w:t>the industry profile (pp. 32-33), which were screened from the PDF text layer only (OIR-DOC-01).</w:t>
+        <w:t>populated.</w:t>
       </w:r>
     </w:p>
     <w:p>
@@ -1236,7 +1290,7 @@
         <w:t>OIR-DOC-01</w:t>
       </w:r>
       <w:r>
-        <w:t xml:space="preserve"> - Mandatory formats / annexures on RFP pages 1-15 and 34-40 (NOT screened by the repository) and the DPR template pp. 22-25 / industry profile pp. 32-33 (screened from the text layer only). Clauses: -.</w:t>
+        <w:t xml:space="preserve"> - REVIEW_COMPLETE_SUBMISSION_FORM_COMPLETION_PENDING (owner ruling A9.27): the owner has reviewed the previously unscreened RFP pages. The final submission must account for Part IV(A) Detailed Project Report (DPR); IV(B) Firm Essential Qualification Criteria; IV(C) Technical Capability Evaluation; IV(D) Industry Profile (firm letterhead where required, with supporting annexures); IV(E) Non-Disclosure Undertaking (letterhead); IV(F) Acceptance Letter (letterhead); IV(G) Eligibility Certificate (letterhead); IV(H) Undertaking-cum-Checklist (Submitted Yes/No and Annexure numbers). Controls: technical and financial bids separate; financial bid only in the provided format with the prescribed format / filename unmodified; no project cost / price information in the technical bid; uploads per the RFP submission requirements; the final IV(H) checklist reconciles the annexures actually submitted. Closes only when the final submission set is checked against these forms and the annexure numbers are populated (06_SUBMISSION_CHECKLIST.md). Submission-readiness item, not a physics / architecture gate. Clauses: -.</w:t>
       </w:r>
     </w:p>
     <w:p>
